--- a/egypt/final/EGYPT_FinalCaveats_v1.6.docx
+++ b/egypt/final/EGYPT_FinalCaveats_v1.6.docx
@@ -161,7 +161,7 @@
         <w:rPr>
           <w:rStyle w:val="VerbatimChar"/>
         </w:rPr>
-        <w:t xml:space="preserve">AdHocCalculations_Rebuild_v0.4.xlsx</w:t>
+        <w:t xml:space="preserve">AdHocCalculations_Rebuild_v0.5.xlsx</w:t>
       </w:r>
       <w:r>
         <w:t xml:space="preserve">.</w:t>
@@ -517,7 +517,7 @@
         </w:numPr>
       </w:pPr>
       <w:r>
-        <w:t xml:space="preserve">reductions of −25.1 / −19.6 / −30.6 Mt (rebuild) and −21.1 / −17.4 / −32.9 Mt (prototype);</w:t>
+        <w:t xml:space="preserve">reductions of −23.4 / −12.3 / −29.0 Mt (rebuild) and −19.4 / −17.5 / −31.6 Mt (prototype);</w:t>
       </w:r>
     </w:p>
     <w:p>
@@ -529,7 +529,7 @@
         </w:numPr>
       </w:pPr>
       <w:r>
-        <w:t xml:space="preserve">deaths avoided of 850 / 714 / 997.</w:t>
+        <w:t xml:space="preserve">deaths avoided of 850 / 412 / 997 (rebuild).</w:t>
       </w:r>
     </w:p>
     <w:p>
@@ -541,7 +541,7 @@
         </w:numPr>
       </w:pPr>
       <w:r>
-        <w:t xml:space="preserve">These replace the previous figures of −18.2 / −12.7 / −22.6 Mt, which were lower bounds.</w:t>
+        <w:t xml:space="preserve">Without the scaling, as in the final Table 2, these scenarios are lower bounds.</w:t>
       </w:r>
     </w:p>
     <w:p>
@@ -597,7 +597,7 @@
         </w:numPr>
       </w:pPr>
       <w:r>
-        <w:t xml:space="preserve">The prototype’s fund equals the CBAM block’s own carbon payments after abatement (USD 0.93bn), solved as a fixed point. The other industrial carbon revenue (USD 0.73bn) stays with the budget.</w:t>
+        <w:t xml:space="preserve">The prototype’s fund equals the CBAM block’s own carbon payments after abatement (USD 0.97bn), solved as a fixed point. The other industrial carbon revenue (USD 0.71bn) stays with the budget.</w:t>
       </w:r>
     </w:p>
     <w:p>
@@ -621,7 +621,7 @@
         </w:numPr>
       </w:pPr>
       <w:r>
-        <w:t xml:space="preserve">As a result, the prototype’s 3C reduction (−32.9 Mt) exceeds the rebuild’s (−30.6 Mt).</w:t>
+        <w:t xml:space="preserve">As a result, the prototype’s 3C reduction (−31.6 Mt) exceeds the rebuild’s (−29.0 Mt).</w:t>
       </w:r>
     </w:p>
     <w:p>
@@ -1075,7 +1075,7 @@
         </w:numPr>
       </w:pPr>
       <w:r>
-        <w:t xml:space="preserve">The prototype holds the block’s fuel intensity fixed. Its CBAM intensity change for 2A/2B is therefore 0 (rebuild −2.2%), and its obligation cuts and deaths avoided are slightly smaller.</w:t>
+        <w:t xml:space="preserve">The prototype holds the block’s fuel intensity fixed. Its CBAM intensity change for 2A/2B is therefore 0 (rebuild −2.1%), and its obligation cuts and deaths avoided are slightly smaller.</w:t>
       </w:r>
     </w:p>
     <w:p>
@@ -1262,7 +1262,7 @@
         </w:numPr>
       </w:pPr>
       <w:r>
-        <w:t xml:space="preserve">The rebuild gives 8–29% smaller reductions for these scenarios and about USD 1bn more revenue.</w:t>
+        <w:t xml:space="preserve">The rebuild gives about 29–30% smaller reductions for these scenarios and about USD 1bn more revenue.</w:t>
       </w:r>
     </w:p>
     <w:p>
@@ -1350,7 +1350,7 @@
         <w:t xml:space="preserve"> </w:t>
       </w:r>
       <w:r>
-        <w:t xml:space="preserve">than Table 2 (3A −25.1 vs −21.5 Mt).</w:t>
+        <w:t xml:space="preserve">than Table 2 (3A −23.4 vs −21.5 Mt).</w:t>
       </w:r>
     </w:p>
     <w:p>
@@ -1371,7 +1371,7 @@
         <w:rPr>
           <w:rStyle w:val="VerbatimChar"/>
         </w:rPr>
-        <w:t xml:space="preserve">ResultsComparison_Table2_v0.4</w:t>
+        <w:t xml:space="preserve">ResultsComparison_Table2_v0.5</w:t>
       </w:r>
       <w:r>
         <w:t xml:space="preserve">, section 4.</w:t>
